--- a/backend-exhibits/NFS to onedrive standard included.docx
+++ b/backend-exhibits/NFS to onedrive standard included.docx
@@ -39,14 +39,14 @@
               <w:ind w:left="52"/>
               <w:jc w:val="center"/>
               <w:rPr>
-                <w:rFonts w:ascii="Arial" w:hAnsi="Arial" w:cs="Arial"/>
+                <w:rFonts w:ascii="Arial" w:hAnsi="Arial" w:cs="Arial" w:eastAsia="Arial"/>
                 <w:sz w:val="21"/>
                 <w:szCs w:val="21"/>
               </w:rPr>
             </w:pPr>
             <w:r>
               <w:rPr>
-                <w:rFonts w:ascii="Arial" w:eastAsia="Arial" w:hAnsi="Arial" w:cs="Arial"/>
+                <w:rFonts w:ascii="Arial" w:hAnsi="Arial" w:cs="Arial" w:eastAsia="Arial"/>
                 <w:b/>
                 <w:sz w:val="21"/>
                 <w:szCs w:val="21"/>
@@ -55,7 +55,7 @@
             </w:r>
             <w:r>
               <w:rPr>
-                <w:rFonts w:ascii="Arial" w:eastAsia="Arial" w:hAnsi="Arial" w:cs="Arial"/>
+                <w:rFonts w:ascii="Arial" w:hAnsi="Arial" w:cs="Arial" w:eastAsia="Arial"/>
                 <w:b/>
                 <w:sz w:val="21"/>
                 <w:szCs w:val="21"/>
@@ -64,7 +64,7 @@
             </w:r>
             <w:r>
               <w:rPr>
-                <w:rFonts w:ascii="Arial" w:eastAsia="Arial" w:hAnsi="Arial" w:cs="Arial"/>
+                <w:rFonts w:ascii="Arial" w:hAnsi="Arial" w:cs="Arial" w:eastAsia="Arial"/>
                 <w:b/>
                 <w:sz w:val="21"/>
                 <w:szCs w:val="21"/>
@@ -73,7 +73,7 @@
             </w:r>
             <w:r>
               <w:rPr>
-                <w:rFonts w:ascii="Arial" w:eastAsia="Arial" w:hAnsi="Arial" w:cs="Arial"/>
+                <w:rFonts w:ascii="Arial" w:hAnsi="Arial" w:cs="Arial" w:eastAsia="Arial"/>
                 <w:b/>
                 <w:sz w:val="21"/>
                 <w:szCs w:val="21"/>
@@ -82,7 +82,7 @@
             </w:r>
             <w:r>
               <w:rPr>
-                <w:rFonts w:ascii="Arial" w:eastAsia="Arial" w:hAnsi="Arial" w:cs="Arial"/>
+                <w:rFonts w:ascii="Arial" w:hAnsi="Arial" w:cs="Arial" w:eastAsia="Arial"/>
                 <w:b/>
                 <w:sz w:val="21"/>
                 <w:szCs w:val="21"/>
@@ -91,7 +91,7 @@
             </w:r>
             <w:r>
               <w:rPr>
-                <w:rFonts w:ascii="Arial" w:eastAsia="Arial" w:hAnsi="Arial" w:cs="Arial"/>
+                <w:rFonts w:ascii="Arial" w:hAnsi="Arial" w:cs="Arial" w:eastAsia="Arial"/>
                 <w:b/>
                 <w:sz w:val="21"/>
                 <w:szCs w:val="21"/>
@@ -119,7 +119,7 @@
             <w:pPr>
               <w:ind w:left="3"/>
               <w:rPr>
-                <w:rFonts w:ascii="Arial" w:hAnsi="Arial" w:cs="Arial"/>
+                <w:rFonts w:ascii="Arial" w:hAnsi="Arial" w:cs="Arial" w:eastAsia="Arial"/>
                 <w:b/>
                 <w:bCs/>
                 <w:sz w:val="21"/>
@@ -128,7 +128,7 @@
             </w:pPr>
             <w:r>
               <w:rPr>
-                <w:rFonts w:ascii="Arial" w:hAnsi="Arial" w:cs="Arial"/>
+                <w:rFonts w:ascii="Arial" w:hAnsi="Arial" w:cs="Arial" w:eastAsia="Arial"/>
                 <w:b/>
                 <w:bCs/>
                 <w:sz w:val="21"/>
@@ -152,14 +152,14 @@
             <w:pPr>
               <w:spacing w:line="240" w:lineRule="auto"/>
               <w:rPr>
-                <w:rFonts w:ascii="Arial" w:hAnsi="Arial" w:cs="Arial"/>
+                <w:rFonts w:ascii="Arial" w:hAnsi="Arial" w:cs="Arial" w:eastAsia="Arial"/>
                 <w:sz w:val="21"/>
                 <w:szCs w:val="21"/>
               </w:rPr>
             </w:pPr>
             <w:r>
               <w:rPr>
-                <w:rFonts w:ascii="Arial" w:hAnsi="Arial" w:cs="Arial"/>
+                <w:rFonts w:ascii="Arial" w:hAnsi="Arial" w:cs="Arial" w:eastAsia="Arial"/>
                 <w:sz w:val="21"/>
                 <w:szCs w:val="21"/>
               </w:rPr>
@@ -186,7 +186,7 @@
             <w:pPr>
               <w:ind w:left="3"/>
               <w:rPr>
-                <w:rFonts w:ascii="Arial" w:hAnsi="Arial" w:cs="Arial"/>
+                <w:rFonts w:ascii="Arial" w:hAnsi="Arial" w:cs="Arial" w:eastAsia="Arial"/>
                 <w:b/>
                 <w:bCs/>
                 <w:sz w:val="21"/>
@@ -195,7 +195,7 @@
             </w:pPr>
             <w:r>
               <w:rPr>
-                <w:rFonts w:ascii="Arial" w:hAnsi="Arial" w:cs="Arial"/>
+                <w:rFonts w:ascii="Arial" w:hAnsi="Arial" w:cs="Arial" w:eastAsia="Arial"/>
                 <w:b/>
                 <w:bCs/>
                 <w:sz w:val="21"/>
@@ -219,14 +219,14 @@
             <w:pPr>
               <w:spacing w:line="240" w:lineRule="auto"/>
               <w:rPr>
-                <w:rFonts w:ascii="Arial" w:hAnsi="Arial" w:cs="Arial"/>
+                <w:rFonts w:ascii="Arial" w:hAnsi="Arial" w:cs="Arial" w:eastAsia="Arial"/>
                 <w:sz w:val="21"/>
                 <w:szCs w:val="21"/>
               </w:rPr>
             </w:pPr>
             <w:r>
               <w:rPr>
-                <w:rFonts w:ascii="Arial" w:hAnsi="Arial" w:cs="Arial"/>
+                <w:rFonts w:ascii="Arial" w:hAnsi="Arial" w:cs="Arial" w:eastAsia="Arial"/>
                 <w:sz w:val="21"/>
                 <w:szCs w:val="21"/>
               </w:rPr>
@@ -253,7 +253,7 @@
             <w:pPr>
               <w:ind w:left="3"/>
               <w:rPr>
-                <w:rFonts w:ascii="Arial" w:hAnsi="Arial" w:cs="Arial"/>
+                <w:rFonts w:ascii="Arial" w:hAnsi="Arial" w:cs="Arial" w:eastAsia="Arial"/>
                 <w:b/>
                 <w:bCs/>
                 <w:sz w:val="21"/>
@@ -262,7 +262,7 @@
             </w:pPr>
             <w:r>
               <w:rPr>
-                <w:rFonts w:ascii="Arial" w:hAnsi="Arial" w:cs="Arial"/>
+                <w:rFonts w:ascii="Arial" w:hAnsi="Arial" w:cs="Arial" w:eastAsia="Arial"/>
                 <w:b/>
                 <w:bCs/>
                 <w:sz w:val="21"/>
@@ -285,7 +285,7 @@
           <w:p>
             <w:pPr>
               <w:rPr>
-                <w:rFonts w:ascii="Arial" w:hAnsi="Arial" w:cs="Arial"/>
+                <w:rFonts w:ascii="Arial" w:hAnsi="Arial" w:cs="Arial" w:eastAsia="Arial"/>
                 <w:sz w:val="21"/>
                 <w:szCs w:val="21"/>
               </w:rPr>
@@ -293,7 +293,7 @@
             <w:proofErr w:type="spellStart"/>
             <w:r>
               <w:rPr>
-                <w:rFonts w:ascii="Arial" w:hAnsi="Arial" w:cs="Arial"/>
+                <w:rFonts w:ascii="Arial" w:hAnsi="Arial" w:cs="Arial" w:eastAsia="Arial"/>
                 <w:sz w:val="21"/>
                 <w:szCs w:val="21"/>
               </w:rPr>
@@ -302,7 +302,7 @@
             <w:proofErr w:type="spellEnd"/>
             <w:r>
               <w:rPr>
-                <w:rFonts w:ascii="Arial" w:hAnsi="Arial" w:cs="Arial"/>
+                <w:rFonts w:ascii="Arial" w:hAnsi="Arial" w:cs="Arial" w:eastAsia="Arial"/>
                 <w:sz w:val="21"/>
                 <w:szCs w:val="21"/>
               </w:rPr>
@@ -329,7 +329,7 @@
             <w:pPr>
               <w:ind w:left="3"/>
               <w:rPr>
-                <w:rFonts w:ascii="Arial" w:hAnsi="Arial" w:cs="Arial"/>
+                <w:rFonts w:ascii="Arial" w:hAnsi="Arial" w:cs="Arial" w:eastAsia="Arial"/>
                 <w:b/>
                 <w:bCs/>
                 <w:sz w:val="21"/>
@@ -338,7 +338,7 @@
             </w:pPr>
             <w:r>
               <w:rPr>
-                <w:rFonts w:ascii="Arial" w:hAnsi="Arial" w:cs="Arial"/>
+                <w:rFonts w:ascii="Arial" w:hAnsi="Arial" w:cs="Arial" w:eastAsia="Arial"/>
                 <w:b/>
                 <w:bCs/>
                 <w:sz w:val="21"/>
@@ -361,7 +361,7 @@
           <w:p>
             <w:pPr>
               <w:rPr>
-                <w:rFonts w:ascii="Arial" w:hAnsi="Arial" w:cs="Arial"/>
+                <w:rFonts w:ascii="Arial" w:hAnsi="Arial" w:cs="Arial" w:eastAsia="Arial"/>
                 <w:sz w:val="21"/>
                 <w:szCs w:val="21"/>
               </w:rPr>
@@ -369,7 +369,7 @@
             <w:proofErr w:type="spellStart"/>
             <w:r>
               <w:rPr>
-                <w:rFonts w:ascii="Arial" w:hAnsi="Arial" w:cs="Arial"/>
+                <w:rFonts w:ascii="Arial" w:hAnsi="Arial" w:cs="Arial" w:eastAsia="Arial"/>
                 <w:sz w:val="21"/>
                 <w:szCs w:val="21"/>
               </w:rPr>
@@ -378,7 +378,7 @@
             <w:proofErr w:type="spellEnd"/>
             <w:r>
               <w:rPr>
-                <w:rFonts w:ascii="Arial" w:hAnsi="Arial" w:cs="Arial"/>
+                <w:rFonts w:ascii="Arial" w:hAnsi="Arial" w:cs="Arial" w:eastAsia="Arial"/>
                 <w:sz w:val="21"/>
                 <w:szCs w:val="21"/>
               </w:rPr>
@@ -405,7 +405,7 @@
             <w:pPr>
               <w:ind w:left="3"/>
               <w:rPr>
-                <w:rFonts w:ascii="Arial" w:hAnsi="Arial" w:cs="Arial"/>
+                <w:rFonts w:ascii="Arial" w:hAnsi="Arial" w:cs="Arial" w:eastAsia="Arial"/>
                 <w:b/>
                 <w:bCs/>
                 <w:sz w:val="21"/>
@@ -414,7 +414,7 @@
             </w:pPr>
             <w:r>
               <w:rPr>
-                <w:rFonts w:ascii="Arial" w:hAnsi="Arial" w:cs="Arial"/>
+                <w:rFonts w:ascii="Arial" w:hAnsi="Arial" w:cs="Arial" w:eastAsia="Arial"/>
                 <w:b/>
                 <w:bCs/>
                 <w:sz w:val="21"/>
@@ -437,14 +437,14 @@
           <w:p>
             <w:pPr>
               <w:rPr>
-                <w:rFonts w:ascii="Arial" w:hAnsi="Arial" w:cs="Arial"/>
+                <w:rFonts w:ascii="Arial" w:hAnsi="Arial" w:cs="Arial" w:eastAsia="Arial"/>
                 <w:sz w:val="21"/>
                 <w:szCs w:val="21"/>
               </w:rPr>
             </w:pPr>
             <w:r>
               <w:rPr>
-                <w:rFonts w:ascii="Arial" w:hAnsi="Arial" w:cs="Arial"/>
+                <w:rFonts w:ascii="Arial" w:hAnsi="Arial" w:cs="Arial" w:eastAsia="Arial"/>
                 <w:sz w:val="21"/>
                 <w:szCs w:val="21"/>
               </w:rPr>
@@ -471,7 +471,7 @@
             <w:pPr>
               <w:ind w:left="3"/>
               <w:rPr>
-                <w:rFonts w:ascii="Arial" w:hAnsi="Arial" w:cs="Arial"/>
+                <w:rFonts w:ascii="Arial" w:hAnsi="Arial" w:cs="Arial" w:eastAsia="Arial"/>
                 <w:b/>
                 <w:bCs/>
                 <w:sz w:val="21"/>
@@ -480,7 +480,7 @@
             </w:pPr>
             <w:r>
               <w:rPr>
-                <w:rFonts w:ascii="Arial" w:hAnsi="Arial" w:cs="Arial"/>
+                <w:rFonts w:ascii="Arial" w:hAnsi="Arial" w:cs="Arial" w:eastAsia="Arial"/>
                 <w:b/>
                 <w:bCs/>
                 <w:sz w:val="21"/>
@@ -503,14 +503,14 @@
           <w:p>
             <w:pPr>
               <w:rPr>
-                <w:rFonts w:ascii="Arial" w:hAnsi="Arial" w:cs="Arial"/>
+                <w:rFonts w:ascii="Arial" w:hAnsi="Arial" w:cs="Arial" w:eastAsia="Arial"/>
                 <w:sz w:val="21"/>
                 <w:szCs w:val="21"/>
               </w:rPr>
             </w:pPr>
             <w:r>
               <w:rPr>
-                <w:rFonts w:ascii="Arial" w:hAnsi="Arial" w:cs="Arial"/>
+                <w:rFonts w:ascii="Arial" w:hAnsi="Arial" w:cs="Arial" w:eastAsia="Arial"/>
                 <w:sz w:val="21"/>
                 <w:szCs w:val="21"/>
               </w:rPr>
@@ -537,7 +537,7 @@
             <w:pPr>
               <w:ind w:left="3"/>
               <w:rPr>
-                <w:rFonts w:ascii="Arial" w:hAnsi="Arial" w:cs="Arial"/>
+                <w:rFonts w:ascii="Arial" w:hAnsi="Arial" w:cs="Arial" w:eastAsia="Arial"/>
                 <w:b/>
                 <w:bCs/>
                 <w:sz w:val="21"/>
@@ -546,7 +546,7 @@
             </w:pPr>
             <w:r>
               <w:rPr>
-                <w:rFonts w:ascii="Arial" w:hAnsi="Arial" w:cs="Arial"/>
+                <w:rFonts w:ascii="Arial" w:hAnsi="Arial" w:cs="Arial" w:eastAsia="Arial"/>
                 <w:b/>
                 <w:bCs/>
                 <w:sz w:val="21"/>
@@ -569,14 +569,14 @@
           <w:p>
             <w:pPr>
               <w:rPr>
-                <w:rFonts w:ascii="Arial" w:hAnsi="Arial" w:cs="Arial"/>
+                <w:rFonts w:ascii="Arial" w:hAnsi="Arial" w:cs="Arial" w:eastAsia="Arial"/>
                 <w:sz w:val="21"/>
                 <w:szCs w:val="21"/>
               </w:rPr>
             </w:pPr>
             <w:r>
               <w:rPr>
-                <w:rFonts w:ascii="Arial" w:hAnsi="Arial" w:cs="Arial"/>
+                <w:rFonts w:ascii="Arial" w:hAnsi="Arial" w:cs="Arial" w:eastAsia="Arial"/>
                 <w:sz w:val="21"/>
                 <w:szCs w:val="21"/>
               </w:rPr>
@@ -603,7 +603,7 @@
             <w:pPr>
               <w:ind w:left="3"/>
               <w:rPr>
-                <w:rFonts w:ascii="Arial" w:hAnsi="Arial" w:cs="Arial"/>
+                <w:rFonts w:ascii="Arial" w:hAnsi="Arial" w:cs="Arial" w:eastAsia="Arial"/>
                 <w:b/>
                 <w:bCs/>
                 <w:sz w:val="21"/>
@@ -612,7 +612,7 @@
             </w:pPr>
             <w:r>
               <w:rPr>
-                <w:rFonts w:ascii="Arial" w:hAnsi="Arial" w:cs="Arial"/>
+                <w:rFonts w:ascii="Arial" w:hAnsi="Arial" w:cs="Arial" w:eastAsia="Arial"/>
                 <w:b/>
                 <w:bCs/>
                 <w:sz w:val="21"/>
@@ -635,14 +635,14 @@
           <w:p>
             <w:pPr>
               <w:rPr>
-                <w:rFonts w:ascii="Arial" w:hAnsi="Arial" w:cs="Arial"/>
+                <w:rFonts w:ascii="Arial" w:hAnsi="Arial" w:cs="Arial" w:eastAsia="Arial"/>
                 <w:sz w:val="21"/>
                 <w:szCs w:val="21"/>
               </w:rPr>
             </w:pPr>
             <w:r>
               <w:rPr>
-                <w:rFonts w:ascii="Arial" w:hAnsi="Arial" w:cs="Arial"/>
+                <w:rFonts w:ascii="Arial" w:hAnsi="Arial" w:cs="Arial" w:eastAsia="Arial"/>
                 <w:sz w:val="21"/>
                 <w:szCs w:val="21"/>
               </w:rPr>
@@ -669,7 +669,7 @@
             <w:pPr>
               <w:ind w:left="3"/>
               <w:rPr>
-                <w:rFonts w:ascii="Arial" w:hAnsi="Arial" w:cs="Arial"/>
+                <w:rFonts w:ascii="Arial" w:hAnsi="Arial" w:cs="Arial" w:eastAsia="Arial"/>
                 <w:b/>
                 <w:bCs/>
                 <w:sz w:val="21"/>
@@ -678,7 +678,7 @@
             </w:pPr>
             <w:r>
               <w:rPr>
-                <w:rFonts w:ascii="Arial" w:hAnsi="Arial" w:cs="Arial"/>
+                <w:rFonts w:ascii="Arial" w:hAnsi="Arial" w:cs="Arial" w:eastAsia="Arial"/>
                 <w:b/>
                 <w:bCs/>
                 <w:sz w:val="21"/>
@@ -702,14 +702,14 @@
             <w:pPr>
               <w:spacing w:line="240" w:lineRule="auto"/>
               <w:rPr>
-                <w:rFonts w:ascii="Arial" w:hAnsi="Arial" w:cs="Arial"/>
+                <w:rFonts w:ascii="Arial" w:hAnsi="Arial" w:cs="Arial" w:eastAsia="Arial"/>
                 <w:sz w:val="21"/>
                 <w:szCs w:val="21"/>
               </w:rPr>
             </w:pPr>
             <w:r>
               <w:rPr>
-                <w:rFonts w:ascii="Arial" w:hAnsi="Arial" w:cs="Arial"/>
+                <w:rFonts w:ascii="Arial" w:hAnsi="Arial" w:cs="Arial" w:eastAsia="Arial"/>
                 <w:sz w:val="21"/>
                 <w:szCs w:val="21"/>
               </w:rPr>
@@ -735,10 +735,10 @@
   <w:docDefaults>
     <w:rPrDefault>
       <w:rPr>
-        <w:rFonts w:asciiTheme="minorHAnsi" w:eastAsiaTheme="minorHAnsi" w:hAnsiTheme="minorHAnsi" w:cstheme="minorBidi"/>
+        <w:rFonts w:ascii="Arial" w:hAnsi="Arial" w:cs="Arial" w:eastAsia="Arial"/>
         <w:kern w:val="2"/>
-        <w:sz w:val="24"/>
-        <w:szCs w:val="24"/>
+        <w:sz w:val="21"/>
+        <w:szCs w:val="21"/>
         <w:lang w:val="en-IN" w:eastAsia="en-US" w:bidi="ar-SA"/>
         <w14:ligatures w14:val="standardContextual"/>
       </w:rPr>
@@ -1135,9 +1135,9 @@
       <w:spacing w:line="259" w:lineRule="auto"/>
     </w:pPr>
     <w:rPr>
-      <w:rFonts w:ascii="Calibri" w:eastAsia="Calibri" w:hAnsi="Calibri" w:cs="Calibri"/>
+      <w:rFonts w:ascii="Arial" w:hAnsi="Arial" w:cs="Arial" w:eastAsia="Arial"/>
       <w:color w:val="000000"/>
-      <w:sz w:val="22"/>
+      <w:sz w:val="21"/>
       <w:lang w:eastAsia="en-IN"/>
     </w:rPr>
   </w:style>
@@ -1156,10 +1156,10 @@
       <w:outlineLvl w:val="0"/>
     </w:pPr>
     <w:rPr>
-      <w:rFonts w:asciiTheme="majorHAnsi" w:eastAsiaTheme="majorEastAsia" w:hAnsiTheme="majorHAnsi" w:cstheme="majorBidi"/>
+      <w:rFonts w:ascii="Arial" w:hAnsi="Arial" w:cs="Arial" w:eastAsia="Arial"/>
       <w:color w:val="0F4761" w:themeColor="accent1" w:themeShade="BF"/>
-      <w:sz w:val="40"/>
-      <w:szCs w:val="40"/>
+      <w:sz w:val="21"/>
+      <w:szCs w:val="21"/>
       <w:lang w:eastAsia="en-US"/>
     </w:rPr>
   </w:style>
@@ -1180,10 +1180,10 @@
       <w:outlineLvl w:val="1"/>
     </w:pPr>
     <w:rPr>
-      <w:rFonts w:asciiTheme="majorHAnsi" w:eastAsiaTheme="majorEastAsia" w:hAnsiTheme="majorHAnsi" w:cstheme="majorBidi"/>
+      <w:rFonts w:ascii="Arial" w:hAnsi="Arial" w:cs="Arial" w:eastAsia="Arial"/>
       <w:color w:val="0F4761" w:themeColor="accent1" w:themeShade="BF"/>
-      <w:sz w:val="32"/>
-      <w:szCs w:val="32"/>
+      <w:sz w:val="21"/>
+      <w:szCs w:val="21"/>
       <w:lang w:eastAsia="en-US"/>
     </w:rPr>
   </w:style>
@@ -1204,10 +1204,10 @@
       <w:outlineLvl w:val="2"/>
     </w:pPr>
     <w:rPr>
-      <w:rFonts w:asciiTheme="minorHAnsi" w:eastAsiaTheme="majorEastAsia" w:hAnsiTheme="minorHAnsi" w:cstheme="majorBidi"/>
+      <w:rFonts w:ascii="Arial" w:hAnsi="Arial" w:cs="Arial" w:eastAsia="Arial"/>
       <w:color w:val="0F4761" w:themeColor="accent1" w:themeShade="BF"/>
-      <w:sz w:val="28"/>
-      <w:szCs w:val="28"/>
+      <w:sz w:val="21"/>
+      <w:szCs w:val="21"/>
       <w:lang w:eastAsia="en-US"/>
     </w:rPr>
   </w:style>
@@ -1228,11 +1228,11 @@
       <w:outlineLvl w:val="3"/>
     </w:pPr>
     <w:rPr>
-      <w:rFonts w:asciiTheme="minorHAnsi" w:eastAsiaTheme="majorEastAsia" w:hAnsiTheme="minorHAnsi" w:cstheme="majorBidi"/>
+      <w:rFonts w:ascii="Arial" w:hAnsi="Arial" w:cs="Arial" w:eastAsia="Arial"/>
       <w:i/>
       <w:iCs/>
       <w:color w:val="0F4761" w:themeColor="accent1" w:themeShade="BF"/>
-      <w:sz w:val="24"/>
+      <w:sz w:val="21"/>
       <w:lang w:eastAsia="en-US"/>
     </w:rPr>
   </w:style>
@@ -1253,9 +1253,9 @@
       <w:outlineLvl w:val="4"/>
     </w:pPr>
     <w:rPr>
-      <w:rFonts w:asciiTheme="minorHAnsi" w:eastAsiaTheme="majorEastAsia" w:hAnsiTheme="minorHAnsi" w:cstheme="majorBidi"/>
+      <w:rFonts w:ascii="Arial" w:hAnsi="Arial" w:cs="Arial" w:eastAsia="Arial"/>
       <w:color w:val="0F4761" w:themeColor="accent1" w:themeShade="BF"/>
-      <w:sz w:val="24"/>
+      <w:sz w:val="21"/>
       <w:lang w:eastAsia="en-US"/>
     </w:rPr>
   </w:style>
@@ -1276,11 +1276,11 @@
       <w:outlineLvl w:val="5"/>
     </w:pPr>
     <w:rPr>
-      <w:rFonts w:asciiTheme="minorHAnsi" w:eastAsiaTheme="majorEastAsia" w:hAnsiTheme="minorHAnsi" w:cstheme="majorBidi"/>
+      <w:rFonts w:ascii="Arial" w:hAnsi="Arial" w:cs="Arial" w:eastAsia="Arial"/>
       <w:i/>
       <w:iCs/>
       <w:color w:val="595959" w:themeColor="text1" w:themeTint="A6"/>
-      <w:sz w:val="24"/>
+      <w:sz w:val="21"/>
       <w:lang w:eastAsia="en-US"/>
     </w:rPr>
   </w:style>
@@ -1301,9 +1301,9 @@
       <w:outlineLvl w:val="6"/>
     </w:pPr>
     <w:rPr>
-      <w:rFonts w:asciiTheme="minorHAnsi" w:eastAsiaTheme="majorEastAsia" w:hAnsiTheme="minorHAnsi" w:cstheme="majorBidi"/>
+      <w:rFonts w:ascii="Arial" w:hAnsi="Arial" w:cs="Arial" w:eastAsia="Arial"/>
       <w:color w:val="595959" w:themeColor="text1" w:themeTint="A6"/>
-      <w:sz w:val="24"/>
+      <w:sz w:val="21"/>
       <w:lang w:eastAsia="en-US"/>
     </w:rPr>
   </w:style>
@@ -1324,11 +1324,11 @@
       <w:outlineLvl w:val="7"/>
     </w:pPr>
     <w:rPr>
-      <w:rFonts w:asciiTheme="minorHAnsi" w:eastAsiaTheme="majorEastAsia" w:hAnsiTheme="minorHAnsi" w:cstheme="majorBidi"/>
+      <w:rFonts w:ascii="Arial" w:hAnsi="Arial" w:cs="Arial" w:eastAsia="Arial"/>
       <w:i/>
       <w:iCs/>
       <w:color w:val="272727" w:themeColor="text1" w:themeTint="D8"/>
-      <w:sz w:val="24"/>
+      <w:sz w:val="21"/>
       <w:lang w:eastAsia="en-US"/>
     </w:rPr>
   </w:style>
@@ -1349,9 +1349,9 @@
       <w:outlineLvl w:val="8"/>
     </w:pPr>
     <w:rPr>
-      <w:rFonts w:asciiTheme="minorHAnsi" w:eastAsiaTheme="majorEastAsia" w:hAnsiTheme="minorHAnsi" w:cstheme="majorBidi"/>
+      <w:rFonts w:ascii="Arial" w:hAnsi="Arial" w:cs="Arial" w:eastAsia="Arial"/>
       <w:color w:val="272727" w:themeColor="text1" w:themeTint="D8"/>
-      <w:sz w:val="24"/>
+      <w:sz w:val="21"/>
       <w:lang w:eastAsia="en-US"/>
     </w:rPr>
   </w:style>
@@ -1388,10 +1388,10 @@
     <w:uiPriority w:val="9"/>
     <w:rsid w:val="00C44E90"/>
     <w:rPr>
-      <w:rFonts w:asciiTheme="majorHAnsi" w:eastAsiaTheme="majorEastAsia" w:hAnsiTheme="majorHAnsi" w:cstheme="majorBidi"/>
+      <w:rFonts w:ascii="Arial" w:hAnsi="Arial" w:cs="Arial" w:eastAsia="Arial"/>
       <w:color w:val="0F4761" w:themeColor="accent1" w:themeShade="BF"/>
-      <w:sz w:val="40"/>
-      <w:szCs w:val="40"/>
+      <w:sz w:val="21"/>
+      <w:szCs w:val="21"/>
     </w:rPr>
   </w:style>
   <w:style w:type="character" w:customStyle="1" w:styleId="Heading2Char">
@@ -1402,10 +1402,10 @@
     <w:semiHidden/>
     <w:rsid w:val="00C44E90"/>
     <w:rPr>
-      <w:rFonts w:asciiTheme="majorHAnsi" w:eastAsiaTheme="majorEastAsia" w:hAnsiTheme="majorHAnsi" w:cstheme="majorBidi"/>
+      <w:rFonts w:ascii="Arial" w:hAnsi="Arial" w:cs="Arial" w:eastAsia="Arial"/>
       <w:color w:val="0F4761" w:themeColor="accent1" w:themeShade="BF"/>
-      <w:sz w:val="32"/>
-      <w:szCs w:val="32"/>
+      <w:sz w:val="21"/>
+      <w:szCs w:val="21"/>
     </w:rPr>
   </w:style>
   <w:style w:type="character" w:customStyle="1" w:styleId="Heading3Char">
@@ -1416,10 +1416,10 @@
     <w:semiHidden/>
     <w:rsid w:val="00C44E90"/>
     <w:rPr>
-      <w:rFonts w:eastAsiaTheme="majorEastAsia" w:cstheme="majorBidi"/>
+      <w:rFonts w:ascii="Arial" w:hAnsi="Arial" w:cs="Arial" w:eastAsia="Arial"/>
       <w:color w:val="0F4761" w:themeColor="accent1" w:themeShade="BF"/>
-      <w:sz w:val="28"/>
-      <w:szCs w:val="28"/>
+      <w:sz w:val="21"/>
+      <w:szCs w:val="21"/>
     </w:rPr>
   </w:style>
   <w:style w:type="character" w:customStyle="1" w:styleId="Heading4Char">
@@ -1430,7 +1430,7 @@
     <w:semiHidden/>
     <w:rsid w:val="00C44E90"/>
     <w:rPr>
-      <w:rFonts w:eastAsiaTheme="majorEastAsia" w:cstheme="majorBidi"/>
+      <w:rFonts w:ascii="Arial" w:hAnsi="Arial" w:cs="Arial" w:eastAsia="Arial"/>
       <w:i/>
       <w:iCs/>
       <w:color w:val="0F4761" w:themeColor="accent1" w:themeShade="BF"/>
@@ -1444,7 +1444,7 @@
     <w:semiHidden/>
     <w:rsid w:val="00C44E90"/>
     <w:rPr>
-      <w:rFonts w:eastAsiaTheme="majorEastAsia" w:cstheme="majorBidi"/>
+      <w:rFonts w:ascii="Arial" w:hAnsi="Arial" w:cs="Arial" w:eastAsia="Arial"/>
       <w:color w:val="0F4761" w:themeColor="accent1" w:themeShade="BF"/>
     </w:rPr>
   </w:style>
@@ -1456,7 +1456,7 @@
     <w:semiHidden/>
     <w:rsid w:val="00C44E90"/>
     <w:rPr>
-      <w:rFonts w:eastAsiaTheme="majorEastAsia" w:cstheme="majorBidi"/>
+      <w:rFonts w:ascii="Arial" w:hAnsi="Arial" w:cs="Arial" w:eastAsia="Arial"/>
       <w:i/>
       <w:iCs/>
       <w:color w:val="595959" w:themeColor="text1" w:themeTint="A6"/>
@@ -1470,7 +1470,7 @@
     <w:semiHidden/>
     <w:rsid w:val="00C44E90"/>
     <w:rPr>
-      <w:rFonts w:eastAsiaTheme="majorEastAsia" w:cstheme="majorBidi"/>
+      <w:rFonts w:ascii="Arial" w:hAnsi="Arial" w:cs="Arial" w:eastAsia="Arial"/>
       <w:color w:val="595959" w:themeColor="text1" w:themeTint="A6"/>
     </w:rPr>
   </w:style>
@@ -1482,7 +1482,7 @@
     <w:semiHidden/>
     <w:rsid w:val="00C44E90"/>
     <w:rPr>
-      <w:rFonts w:eastAsiaTheme="majorEastAsia" w:cstheme="majorBidi"/>
+      <w:rFonts w:ascii="Arial" w:hAnsi="Arial" w:cs="Arial" w:eastAsia="Arial"/>
       <w:i/>
       <w:iCs/>
       <w:color w:val="272727" w:themeColor="text1" w:themeTint="D8"/>
@@ -1496,7 +1496,7 @@
     <w:semiHidden/>
     <w:rsid w:val="00C44E90"/>
     <w:rPr>
-      <w:rFonts w:eastAsiaTheme="majorEastAsia" w:cstheme="majorBidi"/>
+      <w:rFonts w:ascii="Arial" w:hAnsi="Arial" w:cs="Arial" w:eastAsia="Arial"/>
       <w:color w:val="272727" w:themeColor="text1" w:themeTint="D8"/>
     </w:rPr>
   </w:style>
@@ -1513,12 +1513,12 @@
       <w:contextualSpacing/>
     </w:pPr>
     <w:rPr>
-      <w:rFonts w:asciiTheme="majorHAnsi" w:eastAsiaTheme="majorEastAsia" w:hAnsiTheme="majorHAnsi" w:cstheme="majorBidi"/>
+      <w:rFonts w:ascii="Arial" w:hAnsi="Arial" w:cs="Arial" w:eastAsia="Arial"/>
       <w:color w:val="auto"/>
       <w:spacing w:val="-10"/>
       <w:kern w:val="28"/>
-      <w:sz w:val="56"/>
-      <w:szCs w:val="56"/>
+      <w:sz w:val="21"/>
+      <w:szCs w:val="21"/>
       <w:lang w:eastAsia="en-US"/>
     </w:rPr>
   </w:style>
@@ -1529,11 +1529,11 @@
     <w:uiPriority w:val="10"/>
     <w:rsid w:val="00C44E90"/>
     <w:rPr>
-      <w:rFonts w:asciiTheme="majorHAnsi" w:eastAsiaTheme="majorEastAsia" w:hAnsiTheme="majorHAnsi" w:cstheme="majorBidi"/>
+      <w:rFonts w:ascii="Arial" w:hAnsi="Arial" w:cs="Arial" w:eastAsia="Arial"/>
       <w:spacing w:val="-10"/>
       <w:kern w:val="28"/>
-      <w:sz w:val="56"/>
-      <w:szCs w:val="56"/>
+      <w:sz w:val="21"/>
+      <w:szCs w:val="21"/>
     </w:rPr>
   </w:style>
   <w:style w:type="paragraph" w:styleId="Subtitle">
@@ -1551,11 +1551,11 @@
       <w:spacing w:line="278" w:lineRule="auto"/>
     </w:pPr>
     <w:rPr>
-      <w:rFonts w:asciiTheme="minorHAnsi" w:eastAsiaTheme="majorEastAsia" w:hAnsiTheme="minorHAnsi" w:cstheme="majorBidi"/>
+      <w:rFonts w:ascii="Arial" w:hAnsi="Arial" w:cs="Arial" w:eastAsia="Arial"/>
       <w:color w:val="595959" w:themeColor="text1" w:themeTint="A6"/>
       <w:spacing w:val="15"/>
-      <w:sz w:val="28"/>
-      <w:szCs w:val="28"/>
+      <w:sz w:val="21"/>
+      <w:szCs w:val="21"/>
       <w:lang w:eastAsia="en-US"/>
     </w:rPr>
   </w:style>
@@ -1566,11 +1566,11 @@
     <w:uiPriority w:val="11"/>
     <w:rsid w:val="00C44E90"/>
     <w:rPr>
-      <w:rFonts w:eastAsiaTheme="majorEastAsia" w:cstheme="majorBidi"/>
+      <w:rFonts w:ascii="Arial" w:hAnsi="Arial" w:cs="Arial" w:eastAsia="Arial"/>
       <w:color w:val="595959" w:themeColor="text1" w:themeTint="A6"/>
       <w:spacing w:val="15"/>
-      <w:sz w:val="28"/>
-      <w:szCs w:val="28"/>
+      <w:sz w:val="21"/>
+      <w:szCs w:val="21"/>
     </w:rPr>
   </w:style>
   <w:style w:type="paragraph" w:styleId="Quote">
@@ -1586,11 +1586,11 @@
       <w:jc w:val="center"/>
     </w:pPr>
     <w:rPr>
-      <w:rFonts w:asciiTheme="minorHAnsi" w:eastAsiaTheme="minorHAnsi" w:hAnsiTheme="minorHAnsi" w:cstheme="minorBidi"/>
+      <w:rFonts w:ascii="Arial" w:hAnsi="Arial" w:cs="Arial" w:eastAsia="Arial"/>
       <w:i/>
       <w:iCs/>
       <w:color w:val="404040" w:themeColor="text1" w:themeTint="BF"/>
-      <w:sz w:val="24"/>
+      <w:sz w:val="21"/>
       <w:lang w:eastAsia="en-US"/>
     </w:rPr>
   </w:style>
@@ -1618,9 +1618,9 @@
       <w:contextualSpacing/>
     </w:pPr>
     <w:rPr>
-      <w:rFonts w:asciiTheme="minorHAnsi" w:eastAsiaTheme="minorHAnsi" w:hAnsiTheme="minorHAnsi" w:cstheme="minorBidi"/>
+      <w:rFonts w:ascii="Arial" w:hAnsi="Arial" w:cs="Arial" w:eastAsia="Arial"/>
       <w:color w:val="auto"/>
-      <w:sz w:val="24"/>
+      <w:sz w:val="21"/>
       <w:lang w:eastAsia="en-US"/>
     </w:rPr>
   </w:style>
@@ -1654,11 +1654,11 @@
       <w:jc w:val="center"/>
     </w:pPr>
     <w:rPr>
-      <w:rFonts w:asciiTheme="minorHAnsi" w:eastAsiaTheme="minorHAnsi" w:hAnsiTheme="minorHAnsi" w:cstheme="minorBidi"/>
+      <w:rFonts w:ascii="Arial" w:hAnsi="Arial" w:cs="Arial" w:eastAsia="Arial"/>
       <w:i/>
       <w:iCs/>
       <w:color w:val="0F4761" w:themeColor="accent1" w:themeShade="BF"/>
-      <w:sz w:val="24"/>
+      <w:sz w:val="21"/>
       <w:lang w:eastAsia="en-US"/>
     </w:rPr>
   </w:style>
@@ -1695,7 +1695,7 @@
       <w:spacing w:after="0" w:line="240" w:lineRule="auto"/>
     </w:pPr>
     <w:rPr>
-      <w:rFonts w:eastAsiaTheme="minorEastAsia"/>
+      <w:rFonts w:ascii="Arial" w:hAnsi="Arial" w:cs="Arial" w:eastAsia="Arial"/>
       <w:lang w:eastAsia="en-IN"/>
     </w:rPr>
     <w:tblPr>
